--- a/shopping-cart-spring-boot-main/uploads/academic/1/doc_2.docx
+++ b/shopping-cart-spring-boot-main/uploads/academic/1/doc_2.docx
@@ -132,7 +132,7 @@
                 <w:sz w:val="28"/>
                 <w:b w:val="off"/>
               </w:rPr>
-              <w:t xml:space="preserve">(  ✔️ )  เพื่อโปรดพิจารณา </w:t>
+              <w:t xml:space="preserve">(  ✓ )  เพื่อโปรดพิจารณา </w:t>
             </w:r>
           </w:p>
           <w:p>
@@ -232,7 +232,7 @@
                 <w:sz w:val="28"/>
                 <w:b w:val="off"/>
               </w:rPr>
-              <w:t>(  ✔️  )  เห็นควรแต่งตั้งคณะอนุกรรมการประเมินผลการสอนและนัดวันประเมินผลการสอนต่อไป</w:t>
+              <w:t>(  ✓  )  เห็นควรแต่งตั้งคณะอนุกรรมการประเมินผลการสอนและนัดวันประเมินผลการสอนต่อไป</w:t>
             </w:r>
           </w:p>
           <w:p>
@@ -783,7 +783,7 @@
                 <w:sz w:val="28"/>
                 <w:b w:val="off"/>
               </w:rPr>
-              <w:t>(   )  เพื่อโปรดพิจารณา</w:t>
+              <w:t>( ✓  )  เพื่อโปรดพิจารณา</w:t>
             </w:r>
           </w:p>
           <w:p>
@@ -803,7 +803,7 @@
                 <w:sz w:val="28"/>
                 <w:b w:val="off"/>
               </w:rPr>
-              <w:t>(   )  เห็นควรแต่งตั้งคณะอนุกรรมการประเมิน จำนวน 3 รายชื่อ ดังนี้</w:t>
+              <w:t>( ✓  )  เห็นควรแต่งตั้งคณะอนุกรรมการประเมิน จำนวน 3 รายชื่อ ดังนี้</w:t>
             </w:r>
           </w:p>
           <w:p>
@@ -821,7 +821,7 @@
                 <w:sz w:val="28"/>
                 <w:b w:val="off"/>
               </w:rPr>
-              <w:t>1.dsa ประธานอนุกรรมการ (ภายใน)</w:t>
+              <w:t>1.dsaปปปปป ประธานอนุกรรมการ (ภายใน)</w:t>
             </w:r>
           </w:p>
           <w:p>
@@ -839,7 +839,7 @@
                 <w:sz w:val="28"/>
                 <w:b w:val="off"/>
               </w:rPr>
-              <w:t>2.dsa อนุกรรมการ (ภานนอก)</w:t>
+              <w:t>2.dsaหหหหหห อนุกรรมการ (ภานนอก)</w:t>
             </w:r>
           </w:p>
           <w:p>
@@ -857,7 +857,7 @@
                 <w:sz w:val="28"/>
                 <w:b w:val="off"/>
               </w:rPr>
-              <w:t>3.dsa อนุกรรมการและเลาขานุการ (ภายใน)</w:t>
+              <w:t>3.dsaไไไไไไไไไ อนุกรรมการและเลาขานุการ (ภายใน)</w:t>
             </w:r>
           </w:p>
           <w:p>
@@ -932,7 +932,7 @@
                 <w:sz w:val="28"/>
                 <w:b w:val="off"/>
               </w:rPr>
-              <w:t>(   )  เห็นชอบ และดำเนินการนัดวันประเมินผลการสอนต่อไป</w:t>
+              <w:t>( ✓  )  เห็นชอบ และดำเนินการนัดวันประเมินผลการสอนต่อไป</w:t>
             </w:r>
           </w:p>
           <w:p>
@@ -950,7 +950,7 @@
                 <w:sz w:val="28"/>
                 <w:b w:val="off"/>
               </w:rPr>
-              <w:t>() .....................................................................</w:t>
+              <w:t>(✓) .....................................................................</w:t>
             </w:r>
           </w:p>
           <w:p>
